--- a/docs/document-templates/source/АРАВА_Согласия_совершеннолетнего_мастер-шаблон.docx
+++ b/docs/document-templates/source/АРАВА_Согласия_совершеннолетнего_мастер-шаблон.docx
@@ -383,8 +383,8 @@
       </w:r>
     </w:p>
     <w:sectPr>
-      <w:pgSz w:w="12240" w:h="15840"/>
-      <w:pgMar w:top="1020" w:right="1134" w:bottom="1020" w:left="1134" w:header="720" w:footer="720" w:gutter="0"/>
+      <w:pgSz w:w="11906" w:h="16838"/>
+      <w:pgMar w:top="850" w:right="1134" w:bottom="850" w:left="1134" w:header="720" w:footer="720" w:gutter="0"/>
       <w:cols w:space="720"/>
       <w:docGrid w:linePitch="360"/>
     </w:sectPr>
@@ -608,7 +608,7 @@
     </w:rPrDefault>
     <w:pPrDefault>
       <w:pPr>
-        <w:spacing w:after="200" w:line="276" w:lineRule="auto"/>
+        <w:spacing w:after="120" w:line="264" w:lineRule="auto"/>
       </w:pPr>
     </w:pPrDefault>
   </w:docDefaults>
